--- a/data/official/Synopsis.docx
+++ b/data/official/Synopsis.docx
@@ -957,23 +957,13 @@
                 <w:sz w:val="24"/>
               </w:rPr>
             </w:pPr>
-            <w:proofErr w:type="spellStart"/>
             <w:r>
               <w:rPr>
                 <w:b/>
                 <w:bCs/>
                 <w:sz w:val="24"/>
               </w:rPr>
-              <w:t>S.No</w:t>
-            </w:r>
-            <w:proofErr w:type="spellEnd"/>
-            <w:r>
-              <w:rPr>
-                <w:b/>
-                <w:bCs/>
-                <w:sz w:val="24"/>
-              </w:rPr>
-              <w:t>.</w:t>
+              <w:t>S.No.</w:t>
             </w:r>
           </w:p>
         </w:tc>
@@ -1946,15 +1936,7 @@
         <w:jc w:val="both"/>
       </w:pPr>
       <w:r>
-        <w:t xml:space="preserve">The technical architecture of the proposed solution is designed for autonomy and sustainability. It features a self-hosted instance of the </w:t>
-      </w:r>
-      <w:proofErr w:type="gramStart"/>
-      <w:r>
-        <w:t>Open Source</w:t>
-      </w:r>
-      <w:proofErr w:type="gramEnd"/>
-      <w:r>
-        <w:t xml:space="preserve"> Routing Machine (OSRM) running via Docker, which enables the calculation of precise travel time matrices across the extended NCR road network without any external dependencies or costs. This backend is coupled with a high-performance Python (FastAPI) application logic layer and a modern, responsive Next.js web dashboard for administration. This architecture allows the university to visualize stops, manage demand, and simulate "what-if" scenarios for future planning. By strictly adhering to hard constraints—such </w:t>
+        <w:t xml:space="preserve">The technical architecture of the proposed solution is designed for autonomy and sustainability. It features a self-hosted instance of the Open Source Routing Machine (OSRM) running via Docker, which enables the calculation of precise travel time matrices across the extended NCR road network without any external dependencies or costs. This backend is coupled with a high-performance Python (FastAPI) application logic layer and a modern, responsive Next.js web dashboard for administration. This architecture allows the university to visualize stops, manage demand, and simulate "what-if" scenarios for future planning. By strictly adhering to hard constraints—such </w:t>
       </w:r>
       <w:r>
         <w:lastRenderedPageBreak/>
@@ -2003,21 +1985,27 @@
           <w:b/>
           <w:i/>
         </w:rPr>
-        <w:t>Vehicle Routing Problem (VRP</w:t>
-      </w:r>
-      <w:proofErr w:type="gramStart"/>
+        <w:t>Vehicle Routing Problem (VRP),</w:t>
+      </w:r>
       <w:r>
         <w:rPr>
           <w:b/>
           <w:i/>
         </w:rPr>
-        <w:t>),</w:t>
+        <w:t xml:space="preserve">  </w:t>
       </w:r>
       <w:r>
         <w:rPr>
           <w:b/>
           <w:i/>
         </w:rPr>
+        <w:t xml:space="preserve"> Fleet Management,</w:t>
+      </w:r>
+      <w:r>
+        <w:rPr>
+          <w:b/>
+          <w:i/>
+        </w:rPr>
         <w:t xml:space="preserve">  </w:t>
       </w:r>
       <w:r>
@@ -2025,23 +2013,21 @@
           <w:b/>
           <w:i/>
         </w:rPr>
-        <w:t xml:space="preserve"> </w:t>
-      </w:r>
-      <w:proofErr w:type="gramEnd"/>
+        <w:t xml:space="preserve"> Route Optimization,</w:t>
+      </w:r>
       <w:r>
         <w:rPr>
           <w:b/>
           <w:i/>
         </w:rPr>
-        <w:t xml:space="preserve">Fleet </w:t>
-      </w:r>
-      <w:proofErr w:type="gramStart"/>
+        <w:t xml:space="preserve">  </w:t>
+      </w:r>
       <w:r>
         <w:rPr>
           <w:b/>
           <w:i/>
         </w:rPr>
-        <w:t>Management,</w:t>
+        <w:t xml:space="preserve"> Open Source,</w:t>
       </w:r>
       <w:r>
         <w:rPr>
@@ -2055,23 +2041,21 @@
           <w:b/>
           <w:i/>
         </w:rPr>
-        <w:t xml:space="preserve"> </w:t>
-      </w:r>
-      <w:proofErr w:type="gramEnd"/>
+        <w:t xml:space="preserve"> Smart Transportation,</w:t>
+      </w:r>
       <w:r>
         <w:rPr>
           <w:b/>
           <w:i/>
         </w:rPr>
-        <w:t xml:space="preserve">Route </w:t>
-      </w:r>
-      <w:proofErr w:type="gramStart"/>
+        <w:t xml:space="preserve">  </w:t>
+      </w:r>
       <w:r>
         <w:rPr>
           <w:b/>
           <w:i/>
         </w:rPr>
-        <w:t>Optimization,</w:t>
+        <w:t xml:space="preserve"> OSRM,</w:t>
       </w:r>
       <w:r>
         <w:rPr>
@@ -2085,89 +2069,7 @@
           <w:b/>
           <w:i/>
         </w:rPr>
-        <w:t xml:space="preserve"> </w:t>
-      </w:r>
-      <w:proofErr w:type="gramEnd"/>
-      <w:r>
-        <w:rPr>
-          <w:b/>
-          <w:i/>
-        </w:rPr>
-        <w:t xml:space="preserve">Open </w:t>
-      </w:r>
-      <w:proofErr w:type="gramStart"/>
-      <w:r>
-        <w:rPr>
-          <w:b/>
-          <w:i/>
-        </w:rPr>
-        <w:t>Source,</w:t>
-      </w:r>
-      <w:r>
-        <w:rPr>
-          <w:b/>
-          <w:i/>
-        </w:rPr>
-        <w:t xml:space="preserve">  </w:t>
-      </w:r>
-      <w:r>
-        <w:rPr>
-          <w:b/>
-          <w:i/>
-        </w:rPr>
-        <w:t xml:space="preserve"> </w:t>
-      </w:r>
-      <w:proofErr w:type="gramEnd"/>
-      <w:r>
-        <w:rPr>
-          <w:b/>
-          <w:i/>
-        </w:rPr>
-        <w:t xml:space="preserve">Smart </w:t>
-      </w:r>
-      <w:proofErr w:type="gramStart"/>
-      <w:r>
-        <w:rPr>
-          <w:b/>
-          <w:i/>
-        </w:rPr>
-        <w:t>Transportation,</w:t>
-      </w:r>
-      <w:r>
-        <w:rPr>
-          <w:b/>
-          <w:i/>
-        </w:rPr>
-        <w:t xml:space="preserve">  </w:t>
-      </w:r>
-      <w:r>
-        <w:rPr>
-          <w:b/>
-          <w:i/>
-        </w:rPr>
-        <w:t xml:space="preserve"> OSRM,</w:t>
-      </w:r>
-      <w:r>
-        <w:rPr>
-          <w:b/>
-          <w:i/>
-        </w:rPr>
-        <w:t xml:space="preserve">  </w:t>
-      </w:r>
-      <w:r>
-        <w:rPr>
-          <w:b/>
-          <w:i/>
-        </w:rPr>
-        <w:t xml:space="preserve"> </w:t>
-      </w:r>
-      <w:proofErr w:type="gramEnd"/>
-      <w:r>
-        <w:rPr>
-          <w:b/>
-          <w:i/>
-        </w:rPr>
-        <w:t>Google OR-Tools</w:t>
+        <w:t xml:space="preserve"> Google OR-Tools</w:t>
       </w:r>
     </w:p>
     <w:p>
@@ -2259,13 +2161,11 @@
         </w:sectPr>
       </w:pPr>
       <w:r>
-        <w:t xml:space="preserve">This project introduces a paradigm shift towards a computational, data-driven approach to fleet management that is designed specifically to be operationally free. Recognizing that budget constraints often limit the adoption of sophisticated enterprise software in educational institutions, we have architected a solution that eliminates the need for expensive proprietary mapping APIs. By utilizing open-source geospatial data from OpenStreetMap (OSM) and self-hosting powerful routing engines, we replicate the functionality of top-tier logistics platforms without the associated costs. The system generates optimized static routes that ensure equitable service coverage for the entire student body, ensuring that even those traveling from the furthest points of the catchment area are served with the same reliability and efficiency as those living </w:t>
-      </w:r>
-      <w:proofErr w:type="spellStart"/>
-      <w:r>
-        <w:t>nearb</w:t>
-      </w:r>
-      <w:proofErr w:type="spellEnd"/>
+        <w:t>This project introduces a paradigm shift towards a computational, data-driven approach to fleet management that is designed specifically to be operationally free. Recognizing that budget constraints often limit the adoption of sophisticated enterprise software in educational institutions, we have architected a solution that eliminates the need for expensive proprietary mapping APIs. By utilizing open-source geospatial data from OpenStreetMap (OSM) and self-hosting powerful routing engines, we replicate the functionality of top-tier logistics platforms without the associated costs. The system generates optimized static routes that ensure equitable service coverage for the entire student body, ensuring that even those traveling from the furthest points of the catchment area are served with the same reliability and efficiency as those living nearb</w:t>
+      </w:r>
+      <w:r>
+        <w:t>y.</w:t>
+      </w:r>
     </w:p>
     <w:p>
       <w:pPr>
@@ -2476,21 +2376,7 @@
         <w:rPr>
           <w:u w:val="single"/>
         </w:rPr>
-        <w:t xml:space="preserve">EFFICACY OF </w:t>
-      </w:r>
-      <w:proofErr w:type="gramStart"/>
-      <w:r>
-        <w:rPr>
-          <w:u w:val="single"/>
-        </w:rPr>
-        <w:t>OPEN SOURCE</w:t>
-      </w:r>
-      <w:proofErr w:type="gramEnd"/>
-      <w:r>
-        <w:rPr>
-          <w:u w:val="single"/>
-        </w:rPr>
-        <w:t xml:space="preserve"> GEOSPATIAL ENGINES (OSRM)</w:t>
+        <w:t>EFFICACY OF OPEN SOURCE GEOSPATIAL ENGINES (OSRM)</w:t>
       </w:r>
     </w:p>
     <w:p>
@@ -2507,23 +2393,7 @@
         <w:jc w:val="both"/>
       </w:pPr>
       <w:r>
-        <w:t xml:space="preserve">A critical component of our zero-cost architecture is the reliance on open-source data rather than paid APIs. The reliability of such data is often questioned in academic circles compared to commercial giants like Google Maps. However, </w:t>
-      </w:r>
-      <w:proofErr w:type="spellStart"/>
-      <w:r>
-        <w:t>Luxen</w:t>
-      </w:r>
-      <w:proofErr w:type="spellEnd"/>
-      <w:r>
-        <w:t xml:space="preserve"> and Vetter (2011), the creators of the </w:t>
-      </w:r>
-      <w:proofErr w:type="gramStart"/>
-      <w:r>
-        <w:t>Open Source</w:t>
-      </w:r>
-      <w:proofErr w:type="gramEnd"/>
-      <w:r>
-        <w:t xml:space="preserve"> Routing Machine (OSRM), presented a landmark study on "Contraction Hierarchies." They demonstrated that by pre-processing OpenStreetMap (OSM) data, route queries could be answered in milliseconds, matching the performance of commercial engines. Furthermore, recent studies on the quality of Volunteered Geographic Information (VGI) in India have shown that road network density in regions like NCR (including Palwal and Bhiwadi) has reached a maturity level sufficient for professional logistics, making the self-hosted OSRM approach not just a cost-saving measure, but a technically robust alternative.</w:t>
+        <w:t>A critical component of our zero-cost architecture is the reliance on open-source data rather than paid APIs. The reliability of such data is often questioned in academic circles compared to commercial giants like Google Maps. However, Luxen and Vetter (2011), the creators of the Open Source Routing Machine (OSRM), presented a landmark study on "Contraction Hierarchies." They demonstrated that by pre-processing OpenStreetMap (OSM) data, route queries could be answered in milliseconds, matching the performance of commercial engines. Furthermore, recent studies on the quality of Volunteered Geographic Information (VGI) in India have shown that road network density in regions like NCR (including Palwal and Bhiwadi) has reached a maturity level sufficient for professional logistics, making the self-hosted OSRM approach not just a cost-saving measure, but a technically robust alternative.</w:t>
       </w:r>
     </w:p>
     <w:p>
@@ -2617,15 +2487,7 @@
         <w:t xml:space="preserve"> </w:t>
       </w:r>
       <w:r>
-        <w:t xml:space="preserve">Comparative Analysis </w:t>
-      </w:r>
-      <w:proofErr w:type="gramStart"/>
-      <w:r>
-        <w:t>Of</w:t>
-      </w:r>
-      <w:proofErr w:type="gramEnd"/>
-      <w:r>
-        <w:t xml:space="preserve"> Research Findings</w:t>
+        <w:t>Comparative Analysis Of Research Findings</w:t>
       </w:r>
     </w:p>
     <w:p>
@@ -2831,21 +2693,12 @@
               <w:pStyle w:val="BodyText"/>
               <w:jc w:val="center"/>
             </w:pPr>
-            <w:proofErr w:type="spellStart"/>
             <w:r>
               <w:rPr>
                 <w:b/>
                 <w:bCs/>
               </w:rPr>
-              <w:t>Luxen</w:t>
-            </w:r>
-            <w:proofErr w:type="spellEnd"/>
-            <w:r>
-              <w:rPr>
-                <w:b/>
-                <w:bCs/>
-              </w:rPr>
-              <w:t>, D. &amp; Vetter, C. (2011)</w:t>
+              <w:t>Luxen, D. &amp; Vetter, C. (2011)</w:t>
             </w:r>
           </w:p>
         </w:tc>
@@ -3102,21 +2955,12 @@
               <w:pStyle w:val="BodyText"/>
               <w:jc w:val="center"/>
             </w:pPr>
-            <w:proofErr w:type="spellStart"/>
             <w:r>
               <w:rPr>
                 <w:b/>
                 <w:bCs/>
               </w:rPr>
-              <w:t>Haklay</w:t>
-            </w:r>
-            <w:proofErr w:type="spellEnd"/>
-            <w:r>
-              <w:rPr>
-                <w:b/>
-                <w:bCs/>
-              </w:rPr>
-              <w:t>, M. (2010)</w:t>
+              <w:t>Haklay, M. (2010)</w:t>
             </w:r>
           </w:p>
         </w:tc>
@@ -3934,15 +3778,7 @@
         <w:t>Develop a Self-Hosted Routing Engine:</w:t>
       </w:r>
       <w:r>
-        <w:t xml:space="preserve"> To deploy a local instance of the </w:t>
-      </w:r>
-      <w:proofErr w:type="gramStart"/>
-      <w:r>
-        <w:t>Open Source</w:t>
-      </w:r>
-      <w:proofErr w:type="gramEnd"/>
-      <w:r>
-        <w:t xml:space="preserve"> Routing Machine (OSRM) using Docker. This will enable the system to calculate precise road distances and travel times across the complex NCR road network without relying on paid external APIs.</w:t>
+        <w:t xml:space="preserve"> To deploy a local instance of the Open Source Routing Machine (OSRM) using Docker. This will enable the system to calculate precise road distances and travel times across the complex NCR road network without relying on paid external APIs.</w:t>
       </w:r>
     </w:p>
     <w:p>
@@ -4312,27 +4148,7 @@
           <w:sz w:val="24"/>
           <w:szCs w:val="24"/>
         </w:rPr>
-        <w:t>OSRM (</w:t>
-      </w:r>
-      <w:proofErr w:type="spellStart"/>
-      <w:r>
-        <w:rPr>
-          <w:b/>
-          <w:bCs/>
-          <w:sz w:val="24"/>
-          <w:szCs w:val="24"/>
-        </w:rPr>
-        <w:t>Dockerized</w:t>
-      </w:r>
-      <w:proofErr w:type="spellEnd"/>
-      <w:r>
-        <w:rPr>
-          <w:b/>
-          <w:bCs/>
-          <w:sz w:val="24"/>
-          <w:szCs w:val="24"/>
-        </w:rPr>
-        <w:t>)</w:t>
+        <w:t>OSRM (Dockerized)</w:t>
       </w:r>
       <w:r>
         <w:rPr>
@@ -4459,27 +4275,7 @@
           <w:sz w:val="24"/>
           <w:szCs w:val="24"/>
         </w:rPr>
-        <w:t>1. MATRIX GENERATION &amp; ROUTING - OSRM (</w:t>
-      </w:r>
-      <w:proofErr w:type="gramStart"/>
-      <w:r>
-        <w:rPr>
-          <w:b/>
-          <w:bCs/>
-          <w:sz w:val="24"/>
-          <w:szCs w:val="24"/>
-        </w:rPr>
-        <w:t>OPEN SOURCE</w:t>
-      </w:r>
-      <w:proofErr w:type="gramEnd"/>
-      <w:r>
-        <w:rPr>
-          <w:b/>
-          <w:bCs/>
-          <w:sz w:val="24"/>
-          <w:szCs w:val="24"/>
-        </w:rPr>
-        <w:t xml:space="preserve"> ROUTING MACHINE) USED</w:t>
+        <w:t>1. MATRIX GENERATION &amp; ROUTING - OSRM (OPEN SOURCE ROUTING MACHINE) USED</w:t>
       </w:r>
     </w:p>
     <w:p>
@@ -4506,39 +4302,7 @@
           <w:sz w:val="24"/>
           <w:szCs w:val="24"/>
         </w:rPr>
-        <w:t xml:space="preserve">The foundational layer of the "University Fleet Optimization System" is the ability to accurately calculate travel times between hundreds of </w:t>
-      </w:r>
-      <w:proofErr w:type="gramStart"/>
-      <w:r>
-        <w:rPr>
-          <w:sz w:val="24"/>
-          <w:szCs w:val="24"/>
-        </w:rPr>
-        <w:t>student</w:t>
-      </w:r>
-      <w:proofErr w:type="gramEnd"/>
-      <w:r>
-        <w:rPr>
-          <w:sz w:val="24"/>
-          <w:szCs w:val="24"/>
-        </w:rPr>
-        <w:t xml:space="preserve"> stops across the extended NCR region (Palwal, Bhiwadi, Sohna, etc.) without incurring the prohibitive costs of commercial APIs like Google Maps. To achieve this, we utilize the </w:t>
-      </w:r>
-      <w:proofErr w:type="gramStart"/>
-      <w:r>
-        <w:rPr>
-          <w:sz w:val="24"/>
-          <w:szCs w:val="24"/>
-        </w:rPr>
-        <w:t>Open Source</w:t>
-      </w:r>
-      <w:proofErr w:type="gramEnd"/>
-      <w:r>
-        <w:rPr>
-          <w:sz w:val="24"/>
-          <w:szCs w:val="24"/>
-        </w:rPr>
-        <w:t xml:space="preserve"> Routing Machine (OSRM), a high-performance C++ routing engine, self-hosted via Docker.</w:t>
+        <w:t>The foundational layer of the "University Fleet Optimization System" is the ability to accurately calculate travel times between hundreds of student stops across the extended NCR region (Palwal, Bhiwadi, Sohna, etc.) without incurring the prohibitive costs of commercial APIs like Google Maps. To achieve this, we utilize the Open Source Routing Machine (OSRM), a high-performance C++ routing engine, self-hosted via Docker.</w:t>
       </w:r>
     </w:p>
     <w:p>
@@ -4921,23 +4685,7 @@
           <w:sz w:val="24"/>
           <w:szCs w:val="24"/>
         </w:rPr>
-        <w:t xml:space="preserve">When an optimization run is triggered, the Python (FastAPI) Backend retrieves the stop data and queries the Self-Hosted OSRM Container to build the travel time matrix. This matrix is passed to the OR-Tools Solver, which processes the data against the defined constraints. The resulting optimized routes are sent back to the frontend, where they are rendered visually using Leaflet.js and OpenStreetMap Tiles. This entire pipeline operates within a </w:t>
-      </w:r>
-      <w:proofErr w:type="spellStart"/>
-      <w:r>
-        <w:rPr>
-          <w:sz w:val="24"/>
-          <w:szCs w:val="24"/>
-        </w:rPr>
-        <w:t>Dockerized</w:t>
-      </w:r>
-      <w:proofErr w:type="spellEnd"/>
-      <w:r>
-        <w:rPr>
-          <w:sz w:val="24"/>
-          <w:szCs w:val="24"/>
-        </w:rPr>
-        <w:t xml:space="preserve"> environment, ensuring that no data leaves the university's local network and no external costs are incurred during operation</w:t>
+        <w:t>When an optimization run is triggered, the Python (FastAPI) Backend retrieves the stop data and queries the Self-Hosted OSRM Container to build the travel time matrix. This matrix is passed to the OR-Tools Solver, which processes the data against the defined constraints. The resulting optimized routes are sent back to the frontend, where they are rendered visually using Leaflet.js and OpenStreetMap Tiles. This entire pipeline operates within a Dockerized environment, ensuring that no data leaves the university's local network and no external costs are incurred during operation</w:t>
       </w:r>
       <w:r>
         <w:rPr>
@@ -5052,21 +4800,12 @@
           <w:sz w:val="24"/>
         </w:rPr>
       </w:pPr>
-      <w:proofErr w:type="spellStart"/>
       <w:r>
         <w:rPr>
           <w:i/>
           <w:sz w:val="24"/>
         </w:rPr>
-        <w:t>Luxen</w:t>
-      </w:r>
-      <w:proofErr w:type="spellEnd"/>
-      <w:r>
-        <w:rPr>
-          <w:i/>
-          <w:sz w:val="24"/>
-        </w:rPr>
-        <w:t xml:space="preserve">, D., &amp; Vetter, C. (2011). </w:t>
+        <w:t xml:space="preserve">Luxen, D., &amp; Vetter, C. (2011). </w:t>
       </w:r>
       <w:r>
         <w:rPr>
@@ -5167,23 +4906,13 @@
         </w:rPr>
         <w:t xml:space="preserve">Project OSRM. (n.d.). </w:t>
       </w:r>
-      <w:proofErr w:type="gramStart"/>
       <w:r>
         <w:rPr>
           <w:i/>
           <w:iCs/>
           <w:sz w:val="24"/>
         </w:rPr>
-        <w:t>Open Source</w:t>
-      </w:r>
-      <w:proofErr w:type="gramEnd"/>
-      <w:r>
-        <w:rPr>
-          <w:i/>
-          <w:iCs/>
-          <w:sz w:val="24"/>
-        </w:rPr>
-        <w:t xml:space="preserve"> Routing Machine</w:t>
+        <w:t>Open Source Routing Machine</w:t>
       </w:r>
       <w:r>
         <w:rPr>
